--- a/OTS/ОТС.prac1 PIbd-11-ПарушевИлья.docx
+++ b/OTS/ОТС.prac1 PIbd-11-ПарушевИлья.docx
@@ -9,13 +9,16 @@
         <w:jc w:val="center"/>
         <w:rPr>
           <w:rFonts w:ascii="Times New Roman" w:hAnsi="Times New Roman" w:cs="Times New Roman"/>
+          <w:sz w:val="28"/>
+          <w:szCs w:val="28"/>
         </w:rPr>
       </w:pPr>
       <w:r>
         <w:rPr>
           <w:rFonts w:ascii="Times New Roman" w:eastAsia="Arial" w:hAnsi="Times New Roman" w:cs="Times New Roman"/>
           <w:b/>
-          <w:sz w:val="32"/>
+          <w:sz w:val="28"/>
+          <w:szCs w:val="28"/>
         </w:rPr>
         <w:t>Дисциплина «</w:t>
       </w:r>
@@ -23,7 +26,8 @@
         <w:rPr>
           <w:rFonts w:ascii="Times New Roman" w:eastAsia="Arial" w:hAnsi="Times New Roman" w:cs="Times New Roman"/>
           <w:b/>
-          <w:sz w:val="32"/>
+          <w:sz w:val="28"/>
+          <w:szCs w:val="28"/>
         </w:rPr>
         <w:t>Аппаратное обеспечение вычислительных систем</w:t>
       </w:r>
@@ -31,7 +35,8 @@
         <w:rPr>
           <w:rFonts w:ascii="Times New Roman" w:eastAsia="Arial" w:hAnsi="Times New Roman" w:cs="Times New Roman"/>
           <w:b/>
-          <w:sz w:val="32"/>
+          <w:sz w:val="28"/>
+          <w:szCs w:val="28"/>
         </w:rPr>
         <w:t>»</w:t>
       </w:r>
@@ -42,12 +47,16 @@
         <w:ind w:left="48"/>
         <w:rPr>
           <w:rFonts w:ascii="Times New Roman" w:hAnsi="Times New Roman" w:cs="Times New Roman"/>
+          <w:sz w:val="28"/>
+          <w:szCs w:val="28"/>
         </w:rPr>
       </w:pPr>
       <w:r>
         <w:rPr>
           <w:rFonts w:ascii="Times New Roman" w:hAnsi="Times New Roman" w:cs="Times New Roman"/>
           <w:noProof/>
+          <w:sz w:val="28"/>
+          <w:szCs w:val="28"/>
         </w:rPr>
         <mc:AlternateContent>
           <mc:Choice Requires="wpg">
@@ -1163,11 +1172,6 @@
                                   <w:rFonts w:ascii="Arial" w:eastAsia="Arial" w:hAnsi="Arial" w:cs="Arial"/>
                                 </w:rPr>
                                 <w:br/>
-                              </w:r>
-                              <w:r>
-                                <w:rPr>
-                                  <w:rFonts w:ascii="Arial" w:eastAsia="Arial" w:hAnsi="Arial" w:cs="Arial"/>
-                                </w:rPr>
                                 <w:t>должными компетенциями для сборки и работы с техникой</w:t>
                               </w:r>
                             </w:p>
@@ -1920,11 +1924,6 @@
                             <w:rFonts w:ascii="Arial" w:eastAsia="Arial" w:hAnsi="Arial" w:cs="Arial"/>
                           </w:rPr>
                           <w:br/>
-                        </w:r>
-                        <w:r>
-                          <w:rPr>
-                            <w:rFonts w:ascii="Arial" w:eastAsia="Arial" w:hAnsi="Arial" w:cs="Arial"/>
-                          </w:rPr>
                           <w:t>должными компетенциями для сборки и работы с техникой</w:t>
                         </w:r>
                       </w:p>
@@ -2234,72 +2233,30 @@
       <w:r>
         <w:rPr>
           <w:rFonts w:ascii="Times New Roman" w:hAnsi="Times New Roman" w:cs="Times New Roman"/>
+          <w:sz w:val="28"/>
+          <w:szCs w:val="28"/>
         </w:rPr>
         <w:tab/>
       </w:r>
     </w:p>
     <w:p>
       <w:pPr>
-        <w:spacing w:after="17" w:line="249" w:lineRule="auto"/>
-        <w:ind w:left="-5" w:hanging="10"/>
-        <w:jc w:val="both"/>
-        <w:rPr>
-          <w:rFonts w:ascii="Times New Roman" w:eastAsia="Times New Roman" w:hAnsi="Times New Roman" w:cs="Times New Roman"/>
-          <w:sz w:val="28"/>
-        </w:rPr>
-      </w:pPr>
-    </w:p>
-    <w:p>
-      <w:pPr>
-        <w:spacing w:after="17" w:line="249" w:lineRule="auto"/>
-        <w:ind w:left="-5" w:hanging="10"/>
-        <w:jc w:val="both"/>
-        <w:rPr>
-          <w:rFonts w:ascii="Times New Roman" w:eastAsia="Times New Roman" w:hAnsi="Times New Roman" w:cs="Times New Roman"/>
-          <w:sz w:val="28"/>
-        </w:rPr>
-      </w:pPr>
-    </w:p>
-    <w:p>
-      <w:pPr>
-        <w:spacing w:after="17" w:line="249" w:lineRule="auto"/>
-        <w:ind w:left="-5" w:hanging="10"/>
-        <w:jc w:val="both"/>
-        <w:rPr>
-          <w:rFonts w:ascii="Times New Roman" w:eastAsia="Times New Roman" w:hAnsi="Times New Roman" w:cs="Times New Roman"/>
-          <w:sz w:val="28"/>
-        </w:rPr>
-      </w:pPr>
-    </w:p>
-    <w:p>
-      <w:pPr>
-        <w:spacing w:after="17" w:line="249" w:lineRule="auto"/>
-        <w:ind w:left="-5" w:hanging="10"/>
-        <w:jc w:val="both"/>
-        <w:rPr>
-          <w:rFonts w:ascii="Times New Roman" w:eastAsia="Times New Roman" w:hAnsi="Times New Roman" w:cs="Times New Roman"/>
-          <w:sz w:val="28"/>
-        </w:rPr>
-      </w:pPr>
-    </w:p>
-    <w:p>
-      <w:pPr>
-        <w:spacing w:after="17" w:line="249" w:lineRule="auto"/>
-        <w:ind w:left="-5" w:hanging="10"/>
-        <w:jc w:val="both"/>
-        <w:rPr>
-          <w:rFonts w:ascii="Times New Roman" w:eastAsia="Times New Roman" w:hAnsi="Times New Roman" w:cs="Times New Roman"/>
-          <w:sz w:val="28"/>
-        </w:rPr>
-      </w:pPr>
-    </w:p>
-    <w:p>
-      <w:pPr>
-        <w:spacing w:after="3"/>
+        <w:spacing w:after="290"/>
+        <w:ind w:left="48" w:firstLine="660"/>
         <w:rPr>
           <w:rFonts w:ascii="Times New Roman" w:hAnsi="Times New Roman" w:cs="Times New Roman"/>
+          <w:sz w:val="28"/>
+          <w:szCs w:val="28"/>
         </w:rPr>
       </w:pPr>
+      <w:r>
+        <w:rPr>
+          <w:rFonts w:ascii="Times New Roman" w:hAnsi="Times New Roman" w:cs="Times New Roman"/>
+          <w:sz w:val="28"/>
+          <w:szCs w:val="28"/>
+        </w:rPr>
+        <w:t>Дисциплина «Аппаратное обеспечение вычислительных систем» представляет собой целостную образовательную систему, которая при соблюдении установленных требований и ограничений обеспечивает трансформацию студента из уровня базового пользователя в квалифицированного специалиста, владеющего компетенциями в области аппаратного обеспечения вычислительных систем. Успешность процесса зависит как от организации учебного процесса (внешние факторы), так и от мотивации и усилий самого студента (внутренние факторы).</w:t>
+      </w:r>
     </w:p>
     <w:sectPr>
       <w:pgSz w:w="11900" w:h="16840"/>
